--- a/Efraim Taranto - Resume.docx
+++ b/Efraim Taranto - Resume.docx
@@ -9,6 +9,30 @@
       <w:r>
         <w:t>Efraim Taranto</w:t>
       </w:r>
+      <w:r>
+        <w:t xml:space="preserve"> </w:t>
+      </w:r>
+      <w:r>
+        <w:tab/>
+      </w:r>
+      <w:r>
+        <w:tab/>
+      </w:r>
+      <w:r>
+        <w:tab/>
+      </w:r>
+      <w:r>
+        <w:tab/>
+      </w:r>
+      <w:r>
+        <w:tab/>
+      </w:r>
+      <w:r>
+        <w:tab/>
+      </w:r>
+      <w:r>
+        <w:tab/>
+      </w:r>
     </w:p>
     <w:p>
       <w:pPr>
@@ -25,6 +49,50 @@
       </w:r>
       <w:r>
         <w:t xml:space="preserve"> | Transformation</w:t>
+      </w:r>
+    </w:p>
+    <w:p>
+      <w:pPr>
+        <w:pStyle w:val="Title"/>
+        <w:rPr>
+          <w:rFonts w:eastAsiaTheme="minorHAnsi"/>
+          <w:spacing w:val="0"/>
+          <w:kern w:val="2"/>
+          <w:sz w:val="22"/>
+          <w:szCs w:val="22"/>
+        </w:rPr>
+      </w:pPr>
+      <w:r>
+        <w:rPr>
+          <w:rFonts w:eastAsiaTheme="minorHAnsi"/>
+          <w:b/>
+          <w:bCs/>
+          <w:spacing w:val="0"/>
+          <w:kern w:val="2"/>
+          <w:sz w:val="22"/>
+          <w:szCs w:val="22"/>
+        </w:rPr>
+        <w:t>Australian Citizen</w:t>
+      </w:r>
+      <w:r>
+        <w:rPr>
+          <w:rFonts w:eastAsiaTheme="minorHAnsi"/>
+          <w:spacing w:val="0"/>
+          <w:kern w:val="2"/>
+          <w:sz w:val="22"/>
+          <w:szCs w:val="22"/>
+        </w:rPr>
+        <w:t xml:space="preserve"> – Ormond, Victoria 320</w:t>
+      </w:r>
+      <w:r>
+        <w:rPr>
+          <w:rFonts w:eastAsiaTheme="minorHAnsi"/>
+          <w:spacing w:val="0"/>
+          <w:kern w:val="2"/>
+          <w:sz w:val="22"/>
+          <w:szCs w:val="22"/>
+        </w:rPr>
+        <w:t>4</w:t>
       </w:r>
     </w:p>
     <w:p>
@@ -74,20 +142,6 @@
           <w:t>https://www.linkedin.com/in/efraim-taranto-2306344</w:t>
         </w:r>
       </w:hyperlink>
-      <w:r>
-        <w:rPr>
-          <w:sz w:val="20"/>
-          <w:szCs w:val="20"/>
-        </w:rPr>
-        <w:t xml:space="preserve"> | Melbourne</w:t>
-      </w:r>
-      <w:r>
-        <w:rPr>
-          <w:sz w:val="20"/>
-          <w:szCs w:val="20"/>
-        </w:rPr>
-        <w:t>, VIC</w:t>
-      </w:r>
     </w:p>
     <w:p>
       <w:pPr>

--- a/Efraim Taranto - Resume.docx
+++ b/Efraim Taranto - Resume.docx
@@ -4130,7 +4130,6 @@
   <w:style w:type="character" w:default="1" w:styleId="DefaultParagraphFont">
     <w:name w:val="Default Paragraph Font"/>
     <w:uiPriority w:val="1"/>
-    <w:semiHidden/>
     <w:unhideWhenUsed/>
   </w:style>
   <w:style w:type="table" w:default="1" w:styleId="TableNormal">

--- a/Efraim Taranto - Resume.docx
+++ b/Efraim Taranto - Resume.docx
@@ -564,13 +564,8 @@
       <w:r>
         <w:t xml:space="preserve">and </w:t>
       </w:r>
-      <w:proofErr w:type="spellStart"/>
-      <w:r>
-        <w:t>Snyk</w:t>
-      </w:r>
-      <w:proofErr w:type="spellEnd"/>
-      <w:r>
-        <w:t xml:space="preserve"> compliance</w:t>
+      <w:r>
+        <w:t>Snyk compliance</w:t>
       </w:r>
       <w:r>
         <w:t xml:space="preserve"> checks.</w:t>
@@ -724,15 +719,7 @@
         <w:t>retention</w:t>
       </w:r>
       <w:r>
-        <w:t xml:space="preserve">, </w:t>
-      </w:r>
-      <w:proofErr w:type="spellStart"/>
-      <w:r>
-        <w:t>Agentforce</w:t>
-      </w:r>
-      <w:proofErr w:type="spellEnd"/>
-      <w:r>
-        <w:t xml:space="preserve"> for </w:t>
+        <w:t xml:space="preserve">, Agentforce for </w:t>
       </w:r>
       <w:r>
         <w:t>field sales</w:t>
@@ -993,13 +980,8 @@
         <w:t>scaled it</w:t>
       </w:r>
       <w:r>
-        <w:t xml:space="preserve"> to 50,000 concurrent connections using </w:t>
-      </w:r>
-      <w:proofErr w:type="spellStart"/>
-      <w:r>
-        <w:t>BlazeMeter</w:t>
-      </w:r>
-      <w:proofErr w:type="spellEnd"/>
+        <w:t xml:space="preserve"> to 50,000 concurrent connections using BlazeMeter</w:t>
+      </w:r>
       <w:r>
         <w:t>, validating</w:t>
       </w:r>
@@ -1233,15 +1215,7 @@
         <w:t xml:space="preserve"> and </w:t>
       </w:r>
       <w:r>
-        <w:t xml:space="preserve">integrated with HP Quality </w:t>
-      </w:r>
-      <w:proofErr w:type="spellStart"/>
-      <w:r>
-        <w:t>Center</w:t>
-      </w:r>
-      <w:proofErr w:type="spellEnd"/>
-      <w:r>
-        <w:t xml:space="preserve"> to execute </w:t>
+        <w:t xml:space="preserve">integrated with HP Quality Center to execute </w:t>
       </w:r>
       <w:r>
         <w:t xml:space="preserve">tests </w:t>
@@ -1273,13 +1247,8 @@
       <w:r>
         <w:t xml:space="preserve"> SAP IS/U, </w:t>
       </w:r>
-      <w:proofErr w:type="spellStart"/>
-      <w:r>
-        <w:t>WebMethods</w:t>
-      </w:r>
-      <w:proofErr w:type="spellEnd"/>
-      <w:r>
-        <w:t>,</w:t>
+      <w:r>
+        <w:t>WebMethods,</w:t>
       </w:r>
       <w:r>
         <w:t xml:space="preserve"> and Energy Gateway. </w:t>
@@ -1313,23 +1282,7 @@
         <w:spacing w:after="0"/>
       </w:pPr>
       <w:r>
-        <w:t xml:space="preserve">Using the defined testing framework, engineered an enterprise test reporting mechanism by customising HP Quality </w:t>
-      </w:r>
-      <w:proofErr w:type="spellStart"/>
-      <w:r>
-        <w:t>Center</w:t>
-      </w:r>
-      <w:proofErr w:type="spellEnd"/>
-      <w:r>
-        <w:t xml:space="preserve"> and integrating HP Quality </w:t>
-      </w:r>
-      <w:proofErr w:type="spellStart"/>
-      <w:r>
-        <w:t>Center</w:t>
-      </w:r>
-      <w:proofErr w:type="spellEnd"/>
-      <w:r>
-        <w:t xml:space="preserve"> and Microsoft APIs. The mechanism provided a daily testing progress dashboard that collected manual and automated testing results as well as defect tracking, giving internal and vendor project managers a real-time view to support program testing gates.</w:t>
+        <w:t>Using the defined testing framework, engineered an enterprise test reporting mechanism by customising HP Quality Center and integrating HP Quality Center and Microsoft APIs. The mechanism provided a daily testing progress dashboard that collected manual and automated testing results as well as defect tracking, giving internal and vendor project managers a real-time view to support program testing gates.</w:t>
       </w:r>
     </w:p>
     <w:p>
@@ -1354,15 +1307,7 @@
         <w:t xml:space="preserve">the </w:t>
       </w:r>
       <w:r>
-        <w:t xml:space="preserve">HP Quality </w:t>
-      </w:r>
-      <w:proofErr w:type="spellStart"/>
-      <w:r>
-        <w:t>Center</w:t>
-      </w:r>
-      <w:proofErr w:type="spellEnd"/>
-      <w:r>
-        <w:t xml:space="preserve"> foundation </w:t>
+        <w:t xml:space="preserve">HP Quality Center foundation </w:t>
       </w:r>
       <w:r>
         <w:t>structure of releases</w:t>
@@ -1398,13 +1343,8 @@
       <w:r>
         <w:t xml:space="preserve">Built automated reporting tools that consolidated data from Microsoft Project, Microsoft Excel, HP Quality </w:t>
       </w:r>
-      <w:proofErr w:type="spellStart"/>
-      <w:r>
-        <w:t>Center</w:t>
-      </w:r>
-      <w:proofErr w:type="spellEnd"/>
-      <w:r>
-        <w:t>,</w:t>
+      <w:r>
+        <w:t>Center,</w:t>
       </w:r>
       <w:r>
         <w:t xml:space="preserve"> and Jira to produce daily development and testing progress reports</w:t>
@@ -1477,23 +1417,7 @@
         <w:spacing w:after="0"/>
       </w:pPr>
       <w:r>
-        <w:t xml:space="preserve">Delivered senior technical consulting for Revolution IT/Wipro, customising HP Quality </w:t>
-      </w:r>
-      <w:proofErr w:type="spellStart"/>
-      <w:r>
-        <w:t>Center</w:t>
-      </w:r>
-      <w:proofErr w:type="spellEnd"/>
-      <w:r>
-        <w:t xml:space="preserve"> for multiple clients, implementing test automation suites, and delivering HP Quality </w:t>
-      </w:r>
-      <w:proofErr w:type="spellStart"/>
-      <w:r>
-        <w:t>Center</w:t>
-      </w:r>
-      <w:proofErr w:type="spellEnd"/>
-      <w:r>
-        <w:t xml:space="preserve"> and HP UFT training for end users and technical teams.</w:t>
+        <w:t>Delivered senior technical consulting for Revolution IT/Wipro, customising HP Quality Center for multiple clients, implementing test automation suites, and delivering HP Quality Center and HP UFT training for end users and technical teams.</w:t>
       </w:r>
     </w:p>
     <w:p>
@@ -1520,39 +1444,7 @@
         <w:spacing w:after="0"/>
       </w:pPr>
       <w:r>
-        <w:t xml:space="preserve">Led technical and functional consulting for </w:t>
-      </w:r>
-      <w:proofErr w:type="spellStart"/>
-      <w:r>
-        <w:t>Quanam</w:t>
-      </w:r>
-      <w:proofErr w:type="spellEnd"/>
-      <w:r>
-        <w:t xml:space="preserve"> PeopleSoft implementations across ERP, CRM, inventory, order management, and project costing, integrating PeopleSoft and </w:t>
-      </w:r>
-      <w:proofErr w:type="spellStart"/>
-      <w:r>
-        <w:t>Vantive</w:t>
-      </w:r>
-      <w:proofErr w:type="spellEnd"/>
-      <w:r>
-        <w:t xml:space="preserve"> with legacy systems using IBM MQSeries and customising solutions with </w:t>
-      </w:r>
-      <w:proofErr w:type="spellStart"/>
-      <w:r>
-        <w:t>PeopleCode</w:t>
-      </w:r>
-      <w:proofErr w:type="spellEnd"/>
-      <w:r>
-        <w:t xml:space="preserve">, SQR, Application Engine, and </w:t>
-      </w:r>
-      <w:proofErr w:type="spellStart"/>
-      <w:r>
-        <w:t>nVision</w:t>
-      </w:r>
-      <w:proofErr w:type="spellEnd"/>
-      <w:r>
-        <w:t>.</w:t>
+        <w:t>Led technical and functional consulting for Quanam PeopleSoft implementations across ERP, CRM, inventory, order management, and project costing, integrating PeopleSoft and Vantive with legacy systems using IBM MQSeries and customising solutions with PeopleCode, SQR, Application Engine, and nVision.</w:t>
       </w:r>
     </w:p>
     <w:p>
@@ -1957,23 +1849,7 @@
           <w:b/>
           <w:bCs/>
         </w:rPr>
-        <w:t xml:space="preserve">Universidad </w:t>
-      </w:r>
-      <w:proofErr w:type="spellStart"/>
-      <w:r>
-        <w:rPr>
-          <w:b/>
-          <w:bCs/>
-        </w:rPr>
-        <w:t>Metropolitana</w:t>
-      </w:r>
-      <w:proofErr w:type="spellEnd"/>
-      <w:r>
-        <w:rPr>
-          <w:b/>
-          <w:bCs/>
-        </w:rPr>
-        <w:t>, Venezuela</w:t>
+        <w:t>Universidad Metropolitana, Venezuela</w:t>
       </w:r>
       <w:r>
         <w:t xml:space="preserve"> | 1990–1995</w:t>
@@ -2039,24 +1915,21 @@
           <w:numId w:val="4"/>
         </w:numPr>
         <w:spacing w:after="0"/>
-      </w:pPr>
-      <w:r>
-        <w:t xml:space="preserve">Bilingual </w:t>
-      </w:r>
-      <w:r>
-        <w:t>proficiency</w:t>
-      </w:r>
-      <w:r>
-        <w:t>: Spanish native</w:t>
-      </w:r>
-      <w:r>
-        <w:t>,</w:t>
-      </w:r>
-      <w:r>
-        <w:t xml:space="preserve"> English</w:t>
-      </w:r>
-      <w:r>
-        <w:t xml:space="preserve"> professional</w:t>
+        <w:rPr>
+          <w:lang w:eastAsia="en-AU"/>
+        </w:rPr>
+      </w:pPr>
+      <w:r>
+        <w:rPr>
+          <w:lang w:eastAsia="en-AU"/>
+        </w:rPr>
+        <w:t xml:space="preserve">Salesforce </w:t>
+      </w:r>
+      <w:r>
+        <w:rPr>
+          <w:lang w:eastAsia="en-AU"/>
+        </w:rPr>
+        <w:t>Platform Administrator</w:t>
       </w:r>
     </w:p>
     <w:p>
@@ -2075,7 +1948,7 @@
         <w:rPr>
           <w:lang w:eastAsia="en-AU"/>
         </w:rPr>
-        <w:t>PRINCE2</w:t>
+        <w:t>Claude Code</w:t>
       </w:r>
     </w:p>
     <w:p>
@@ -2094,7 +1967,7 @@
         <w:rPr>
           <w:lang w:eastAsia="en-AU"/>
         </w:rPr>
-        <w:t>ISTQB</w:t>
+        <w:t>PRINCE2</w:t>
       </w:r>
     </w:p>
     <w:p>
@@ -2113,7 +1986,7 @@
         <w:rPr>
           <w:lang w:eastAsia="en-AU"/>
         </w:rPr>
-        <w:t>JB Leadership Program</w:t>
+        <w:t>ISTQB</w:t>
       </w:r>
     </w:p>
     <w:p>
@@ -2124,13 +1997,40 @@
           <w:numId w:val="4"/>
         </w:numPr>
         <w:spacing w:after="0"/>
-      </w:pPr>
-      <w:r>
         <w:rPr>
           <w:lang w:eastAsia="en-AU"/>
         </w:rPr>
-        <w:t>Salesforce Trailhead Ranger</w:t>
-      </w:r>
+      </w:pPr>
+      <w:r>
+        <w:rPr>
+          <w:lang w:eastAsia="en-AU"/>
+        </w:rPr>
+        <w:t>JB Leadership Program</w:t>
+      </w:r>
+    </w:p>
+    <w:p>
+      <w:pPr>
+        <w:pStyle w:val="ListParagraph"/>
+        <w:numPr>
+          <w:ilvl w:val="0"/>
+          <w:numId w:val="4"/>
+        </w:numPr>
+        <w:spacing w:after="0"/>
+      </w:pPr>
+      <w:r>
+        <w:t>Bilingual proficiency: Spanish native, English professional</w:t>
+      </w:r>
+    </w:p>
+    <w:p>
+      <w:pPr>
+        <w:pStyle w:val="ListParagraph"/>
+        <w:numPr>
+          <w:ilvl w:val="0"/>
+          <w:numId w:val="0"/>
+        </w:numPr>
+        <w:spacing w:after="0"/>
+        <w:ind w:left="720"/>
+      </w:pPr>
     </w:p>
     <w:sectPr>
       <w:pgSz w:w="11906" w:h="16838"/>

--- a/Efraim Taranto - Resume.docx
+++ b/Efraim Taranto - Resume.docx
@@ -567,13 +567,8 @@
       <w:r>
         <w:t xml:space="preserve">and </w:t>
       </w:r>
-      <w:proofErr w:type="spellStart"/>
-      <w:r>
-        <w:t>Snyk</w:t>
-      </w:r>
-      <w:proofErr w:type="spellEnd"/>
-      <w:r>
-        <w:t xml:space="preserve"> compliance</w:t>
+      <w:r>
+        <w:t>Snyk compliance</w:t>
       </w:r>
       <w:r>
         <w:t xml:space="preserve"> checks.</w:t>
@@ -727,15 +722,7 @@
         <w:t>retention</w:t>
       </w:r>
       <w:r>
-        <w:t xml:space="preserve">, </w:t>
-      </w:r>
-      <w:proofErr w:type="spellStart"/>
-      <w:r>
-        <w:t>Agentforce</w:t>
-      </w:r>
-      <w:proofErr w:type="spellEnd"/>
-      <w:r>
-        <w:t xml:space="preserve"> for </w:t>
+        <w:t xml:space="preserve">, Agentforce for </w:t>
       </w:r>
       <w:r>
         <w:t>field sales</w:t>
@@ -996,13 +983,8 @@
         <w:t>scaled it</w:t>
       </w:r>
       <w:r>
-        <w:t xml:space="preserve"> to 50,000 concurrent connections using </w:t>
-      </w:r>
-      <w:proofErr w:type="spellStart"/>
-      <w:r>
-        <w:t>BlazeMeter</w:t>
-      </w:r>
-      <w:proofErr w:type="spellEnd"/>
+        <w:t xml:space="preserve"> to 50,000 concurrent connections using BlazeMeter</w:t>
+      </w:r>
       <w:r>
         <w:t>, validating</w:t>
       </w:r>
@@ -1236,15 +1218,7 @@
         <w:t xml:space="preserve"> and </w:t>
       </w:r>
       <w:r>
-        <w:t xml:space="preserve">integrated with HP Quality </w:t>
-      </w:r>
-      <w:proofErr w:type="spellStart"/>
-      <w:r>
-        <w:t>Center</w:t>
-      </w:r>
-      <w:proofErr w:type="spellEnd"/>
-      <w:r>
-        <w:t xml:space="preserve"> to execute </w:t>
+        <w:t xml:space="preserve">integrated with HP Quality Center to execute </w:t>
       </w:r>
       <w:r>
         <w:t xml:space="preserve">tests </w:t>
@@ -1276,13 +1250,8 @@
       <w:r>
         <w:t xml:space="preserve"> SAP IS/U, </w:t>
       </w:r>
-      <w:proofErr w:type="spellStart"/>
-      <w:r>
-        <w:t>WebMethods</w:t>
-      </w:r>
-      <w:proofErr w:type="spellEnd"/>
-      <w:r>
-        <w:t>,</w:t>
+      <w:r>
+        <w:t>WebMethods,</w:t>
       </w:r>
       <w:r>
         <w:t xml:space="preserve"> and Energy Gateway. </w:t>
@@ -1316,23 +1285,7 @@
         <w:spacing w:after="0"/>
       </w:pPr>
       <w:r>
-        <w:t xml:space="preserve">Using the defined testing framework, engineered an enterprise test reporting mechanism by customising HP Quality </w:t>
-      </w:r>
-      <w:proofErr w:type="spellStart"/>
-      <w:r>
-        <w:t>Center</w:t>
-      </w:r>
-      <w:proofErr w:type="spellEnd"/>
-      <w:r>
-        <w:t xml:space="preserve"> and integrating HP Quality </w:t>
-      </w:r>
-      <w:proofErr w:type="spellStart"/>
-      <w:r>
-        <w:t>Center</w:t>
-      </w:r>
-      <w:proofErr w:type="spellEnd"/>
-      <w:r>
-        <w:t xml:space="preserve"> and Microsoft APIs. The mechanism provided a daily testing progress dashboard that collected manual and automated testing results as well as defect tracking, giving internal and vendor project managers a real-time view to support program testing gates.</w:t>
+        <w:t>Using the defined testing framework, engineered an enterprise test reporting mechanism by customising HP Quality Center and integrating HP Quality Center and Microsoft APIs. The mechanism provided a daily testing progress dashboard that collected manual and automated testing results as well as defect tracking, giving internal and vendor project managers a real-time view to support program testing gates.</w:t>
       </w:r>
     </w:p>
     <w:p>
@@ -1357,15 +1310,7 @@
         <w:t xml:space="preserve">the </w:t>
       </w:r>
       <w:r>
-        <w:t xml:space="preserve">HP Quality </w:t>
-      </w:r>
-      <w:proofErr w:type="spellStart"/>
-      <w:r>
-        <w:t>Center</w:t>
-      </w:r>
-      <w:proofErr w:type="spellEnd"/>
-      <w:r>
-        <w:t xml:space="preserve"> foundation </w:t>
+        <w:t xml:space="preserve">HP Quality Center foundation </w:t>
       </w:r>
       <w:r>
         <w:t>structure of releases</w:t>
@@ -1401,13 +1346,8 @@
       <w:r>
         <w:t xml:space="preserve">Built automated reporting tools that consolidated data from Microsoft Project, Microsoft Excel, HP Quality </w:t>
       </w:r>
-      <w:proofErr w:type="spellStart"/>
-      <w:r>
-        <w:t>Center</w:t>
-      </w:r>
-      <w:proofErr w:type="spellEnd"/>
-      <w:r>
-        <w:t>,</w:t>
+      <w:r>
+        <w:t>Center,</w:t>
       </w:r>
       <w:r>
         <w:t xml:space="preserve"> and Jira to produce daily development and testing progress reports</w:t>
@@ -1480,23 +1420,7 @@
         <w:spacing w:after="0"/>
       </w:pPr>
       <w:r>
-        <w:t xml:space="preserve">Delivered senior technical consulting for Revolution IT/Wipro, customising HP Quality </w:t>
-      </w:r>
-      <w:proofErr w:type="spellStart"/>
-      <w:r>
-        <w:t>Center</w:t>
-      </w:r>
-      <w:proofErr w:type="spellEnd"/>
-      <w:r>
-        <w:t xml:space="preserve"> for multiple clients, implementing test automation suites, and delivering HP Quality </w:t>
-      </w:r>
-      <w:proofErr w:type="spellStart"/>
-      <w:r>
-        <w:t>Center</w:t>
-      </w:r>
-      <w:proofErr w:type="spellEnd"/>
-      <w:r>
-        <w:t xml:space="preserve"> and HP UFT training for end users and technical teams.</w:t>
+        <w:t>Delivered senior technical consulting for Revolution IT/Wipro, customising HP Quality Center for multiple clients, implementing test automation suites, and delivering HP Quality Center and HP UFT training for end users and technical teams.</w:t>
       </w:r>
     </w:p>
     <w:p>
@@ -1523,39 +1447,7 @@
         <w:spacing w:after="0"/>
       </w:pPr>
       <w:r>
-        <w:t xml:space="preserve">Led technical and functional consulting for </w:t>
-      </w:r>
-      <w:proofErr w:type="spellStart"/>
-      <w:r>
-        <w:t>Quanam</w:t>
-      </w:r>
-      <w:proofErr w:type="spellEnd"/>
-      <w:r>
-        <w:t xml:space="preserve"> PeopleSoft implementations across ERP, CRM, inventory, order management, and project costing, integrating PeopleSoft and </w:t>
-      </w:r>
-      <w:proofErr w:type="spellStart"/>
-      <w:r>
-        <w:t>Vantive</w:t>
-      </w:r>
-      <w:proofErr w:type="spellEnd"/>
-      <w:r>
-        <w:t xml:space="preserve"> with legacy systems using IBM MQSeries and customising solutions with </w:t>
-      </w:r>
-      <w:proofErr w:type="spellStart"/>
-      <w:r>
-        <w:t>PeopleCode</w:t>
-      </w:r>
-      <w:proofErr w:type="spellEnd"/>
-      <w:r>
-        <w:t xml:space="preserve">, SQR, Application Engine, and </w:t>
-      </w:r>
-      <w:proofErr w:type="spellStart"/>
-      <w:r>
-        <w:t>nVision</w:t>
-      </w:r>
-      <w:proofErr w:type="spellEnd"/>
-      <w:r>
-        <w:t>.</w:t>
+        <w:t>Led technical and functional consulting for Quanam PeopleSoft implementations across ERP, CRM, inventory, order management, and project costing, integrating PeopleSoft and Vantive with legacy systems using IBM MQSeries and customising solutions with PeopleCode, SQR, Application Engine, and nVision.</w:t>
       </w:r>
     </w:p>
     <w:p>
@@ -1960,23 +1852,7 @@
           <w:b/>
           <w:bCs/>
         </w:rPr>
-        <w:t xml:space="preserve">Universidad </w:t>
-      </w:r>
-      <w:proofErr w:type="spellStart"/>
-      <w:r>
-        <w:rPr>
-          <w:b/>
-          <w:bCs/>
-        </w:rPr>
-        <w:t>Metropolitana</w:t>
-      </w:r>
-      <w:proofErr w:type="spellEnd"/>
-      <w:r>
-        <w:rPr>
-          <w:b/>
-          <w:bCs/>
-        </w:rPr>
-        <w:t>, Venezuela</w:t>
+        <w:t>Universidad Metropolitana, Venezuela</w:t>
       </w:r>
       <w:r>
         <w:t xml:space="preserve"> | 1990–1995</w:t>
@@ -2057,6 +1933,79 @@
           <w:lang w:eastAsia="en-AU"/>
         </w:rPr>
         <w:t>Platform Administrator</w:t>
+      </w:r>
+      <w:r>
+        <w:rPr>
+          <w:lang w:eastAsia="en-AU"/>
+        </w:rPr>
+        <w:t xml:space="preserve"> </w:t>
+      </w:r>
+      <w:r>
+        <w:rPr>
+          <w:lang w:eastAsia="en-AU"/>
+        </w:rPr>
+        <w:t>–</w:t>
+      </w:r>
+      <w:r>
+        <w:rPr>
+          <w:lang w:eastAsia="en-AU"/>
+        </w:rPr>
+        <w:t xml:space="preserve"> </w:t>
+      </w:r>
+      <w:r>
+        <w:rPr>
+          <w:lang w:eastAsia="en-AU"/>
+        </w:rPr>
+        <w:t xml:space="preserve">Certificate Number: </w:t>
+      </w:r>
+      <w:r>
+        <w:rPr>
+          <w:lang w:eastAsia="en-AU"/>
+        </w:rPr>
+        <w:t>8129406</w:t>
+      </w:r>
+    </w:p>
+    <w:p>
+      <w:pPr>
+        <w:pStyle w:val="ListParagraph"/>
+        <w:numPr>
+          <w:ilvl w:val="0"/>
+          <w:numId w:val="4"/>
+        </w:numPr>
+        <w:spacing w:after="0"/>
+        <w:rPr>
+          <w:lang w:eastAsia="en-AU"/>
+        </w:rPr>
+      </w:pPr>
+      <w:r>
+        <w:rPr>
+          <w:lang w:eastAsia="en-AU"/>
+        </w:rPr>
+        <w:t xml:space="preserve">Salesforce </w:t>
+      </w:r>
+      <w:r>
+        <w:rPr>
+          <w:lang w:eastAsia="en-AU"/>
+        </w:rPr>
+        <w:t xml:space="preserve">Platform </w:t>
+      </w:r>
+      <w:r>
+        <w:rPr>
+          <w:lang w:eastAsia="en-AU"/>
+        </w:rPr>
+        <w:t>Developer</w:t>
+      </w:r>
+      <w:r>
+        <w:rPr>
+          <w:lang w:eastAsia="en-AU"/>
+        </w:rPr>
+        <w:t xml:space="preserve"> – Certificate Number: </w:t>
+      </w:r>
+      <w:r>
+        <w:rPr>
+          <w:lang w:eastAsia="en-AU"/>
+        </w:rPr>
+        <w:t>8142823</w:t>
       </w:r>
     </w:p>
     <w:p>
@@ -4157,7 +4106,6 @@
   <w:style w:type="character" w:default="1" w:styleId="DefaultParagraphFont">
     <w:name w:val="Default Paragraph Font"/>
     <w:uiPriority w:val="1"/>
-    <w:semiHidden/>
     <w:unhideWhenUsed/>
   </w:style>
   <w:style w:type="table" w:default="1" w:styleId="TableNormal">

--- a/Efraim Taranto - Resume.docx
+++ b/Efraim Taranto - Resume.docx
@@ -397,13 +397,8 @@
       <w:r>
         <w:t xml:space="preserve">and </w:t>
       </w:r>
-      <w:proofErr w:type="spellStart"/>
-      <w:r>
-        <w:t>Snyk</w:t>
-      </w:r>
-      <w:proofErr w:type="spellEnd"/>
-      <w:r>
-        <w:t xml:space="preserve"> compliance</w:t>
+      <w:r>
+        <w:t>Snyk compliance</w:t>
       </w:r>
       <w:r>
         <w:t xml:space="preserve"> checks.</w:t>
@@ -572,15 +567,7 @@
         <w:t>retention</w:t>
       </w:r>
       <w:r>
-        <w:t xml:space="preserve">, </w:t>
-      </w:r>
-      <w:proofErr w:type="spellStart"/>
-      <w:r>
-        <w:t>Agentforce</w:t>
-      </w:r>
-      <w:proofErr w:type="spellEnd"/>
-      <w:r>
-        <w:t xml:space="preserve"> for </w:t>
+        <w:t xml:space="preserve">, Agentforce for </w:t>
       </w:r>
       <w:r>
         <w:t>field sales</w:t>
@@ -672,15 +659,7 @@
         <w:t xml:space="preserve"> based on </w:t>
       </w:r>
       <w:r>
-        <w:t xml:space="preserve">SFMC </w:t>
-      </w:r>
-      <w:proofErr w:type="spellStart"/>
-      <w:r>
-        <w:t>DevTools</w:t>
-      </w:r>
-      <w:proofErr w:type="spellEnd"/>
-      <w:r>
-        <w:t xml:space="preserve"> (mcdev)</w:t>
+        <w:t>SFMC DevTools (mcdev)</w:t>
       </w:r>
       <w:r>
         <w:t>.</w:t>
@@ -929,13 +908,8 @@
         <w:t>scaled it</w:t>
       </w:r>
       <w:r>
-        <w:t xml:space="preserve"> to 50,000 concurrent connections using </w:t>
-      </w:r>
-      <w:proofErr w:type="spellStart"/>
-      <w:r>
-        <w:t>BlazeMeter</w:t>
-      </w:r>
-      <w:proofErr w:type="spellEnd"/>
+        <w:t xml:space="preserve"> to 50,000 concurrent connections using BlazeMeter</w:t>
+      </w:r>
       <w:r>
         <w:t>, validating</w:t>
       </w:r>
@@ -1169,15 +1143,7 @@
         <w:t xml:space="preserve"> and </w:t>
       </w:r>
       <w:r>
-        <w:t xml:space="preserve">integrated with HP Quality </w:t>
-      </w:r>
-      <w:proofErr w:type="spellStart"/>
-      <w:r>
-        <w:t>Center</w:t>
-      </w:r>
-      <w:proofErr w:type="spellEnd"/>
-      <w:r>
-        <w:t xml:space="preserve"> to execute </w:t>
+        <w:t xml:space="preserve">integrated with HP Quality Center to execute </w:t>
       </w:r>
       <w:r>
         <w:t xml:space="preserve">tests </w:t>
@@ -1209,13 +1175,8 @@
       <w:r>
         <w:t xml:space="preserve"> SAP IS/U, </w:t>
       </w:r>
-      <w:proofErr w:type="spellStart"/>
-      <w:r>
-        <w:t>WebMethods</w:t>
-      </w:r>
-      <w:proofErr w:type="spellEnd"/>
-      <w:r>
-        <w:t>,</w:t>
+      <w:r>
+        <w:t>WebMethods,</w:t>
       </w:r>
       <w:r>
         <w:t xml:space="preserve"> and Energy Gateway. </w:t>
@@ -1249,23 +1210,7 @@
         <w:spacing w:after="0"/>
       </w:pPr>
       <w:r>
-        <w:t xml:space="preserve">Using the defined testing framework, engineered an enterprise test reporting mechanism by customising HP Quality </w:t>
-      </w:r>
-      <w:proofErr w:type="spellStart"/>
-      <w:r>
-        <w:t>Center</w:t>
-      </w:r>
-      <w:proofErr w:type="spellEnd"/>
-      <w:r>
-        <w:t xml:space="preserve"> and integrating HP Quality </w:t>
-      </w:r>
-      <w:proofErr w:type="spellStart"/>
-      <w:r>
-        <w:t>Center</w:t>
-      </w:r>
-      <w:proofErr w:type="spellEnd"/>
-      <w:r>
-        <w:t xml:space="preserve"> and Microsoft APIs. The mechanism provided a daily testing progress dashboard that collected manual and automated testing results as well as defect tracking, giving internal and vendor project managers a real-time view to support program testing gates.</w:t>
+        <w:t>Using the defined testing framework, engineered an enterprise test reporting mechanism by customising HP Quality Center and integrating HP Quality Center and Microsoft APIs. The mechanism provided a daily testing progress dashboard that collected manual and automated testing results as well as defect tracking, giving internal and vendor project managers a real-time view to support program testing gates.</w:t>
       </w:r>
     </w:p>
     <w:p>
@@ -1290,15 +1235,7 @@
         <w:t xml:space="preserve">the </w:t>
       </w:r>
       <w:r>
-        <w:t xml:space="preserve">HP Quality </w:t>
-      </w:r>
-      <w:proofErr w:type="spellStart"/>
-      <w:r>
-        <w:t>Center</w:t>
-      </w:r>
-      <w:proofErr w:type="spellEnd"/>
-      <w:r>
-        <w:t xml:space="preserve"> foundation </w:t>
+        <w:t xml:space="preserve">HP Quality Center foundation </w:t>
       </w:r>
       <w:r>
         <w:t>structure of releases</w:t>
@@ -1334,13 +1271,8 @@
       <w:r>
         <w:t xml:space="preserve">Built automated reporting tools that consolidated data from Microsoft Project, Microsoft Excel, HP Quality </w:t>
       </w:r>
-      <w:proofErr w:type="spellStart"/>
-      <w:r>
-        <w:t>Center</w:t>
-      </w:r>
-      <w:proofErr w:type="spellEnd"/>
-      <w:r>
-        <w:t>,</w:t>
+      <w:r>
+        <w:t>Center,</w:t>
       </w:r>
       <w:r>
         <w:t xml:space="preserve"> and Jira to produce daily development and testing progress reports</w:t>
@@ -1454,15 +1386,7 @@
         </w:rPr>
       </w:pPr>
       <w:r>
-        <w:t xml:space="preserve">Delivered HP Quality </w:t>
-      </w:r>
-      <w:proofErr w:type="spellStart"/>
-      <w:r>
-        <w:t>Center</w:t>
-      </w:r>
-      <w:proofErr w:type="spellEnd"/>
-      <w:r>
-        <w:t xml:space="preserve"> and HP UFT training to testing teams across multiple Revolution IT clients, strengthening their capability to use the tools effectively.</w:t>
+        <w:t>Delivered HP Quality Center and HP UFT training to testing teams across multiple Revolution IT clients, strengthening their capability to use the tools effectively.</w:t>
       </w:r>
     </w:p>
     <w:p>
@@ -1501,7 +1425,13 @@
         <w:t xml:space="preserve"> | </w:t>
       </w:r>
       <w:r>
-        <w:t>Jane 2005</w:t>
+        <w:t>J</w:t>
+      </w:r>
+      <w:r>
+        <w:t>u</w:t>
+      </w:r>
+      <w:r>
+        <w:t>ne 2005</w:t>
       </w:r>
       <w:r>
         <w:t xml:space="preserve"> </w:t>
@@ -1528,15 +1458,7 @@
         <w:t>/</w:t>
       </w:r>
       <w:r>
-        <w:t xml:space="preserve">U, the custom-developed tolling system, and the </w:t>
-      </w:r>
-      <w:proofErr w:type="spellStart"/>
-      <w:r>
-        <w:t>EastLink</w:t>
-      </w:r>
-      <w:proofErr w:type="spellEnd"/>
-      <w:r>
-        <w:t xml:space="preserve"> web portal.</w:t>
+        <w:t>U, the custom-developed tolling system, and the EastLink web portal.</w:t>
       </w:r>
     </w:p>
     <w:p>
@@ -1640,39 +1562,7 @@
         <w:spacing w:after="0"/>
       </w:pPr>
       <w:r>
-        <w:t xml:space="preserve">Led technical and functional consulting for </w:t>
-      </w:r>
-      <w:proofErr w:type="spellStart"/>
-      <w:r>
-        <w:t>Quanam</w:t>
-      </w:r>
-      <w:proofErr w:type="spellEnd"/>
-      <w:r>
-        <w:t xml:space="preserve"> PeopleSoft implementations across ERP, CRM, inventory, order management, and project costing, integrating PeopleSoft and </w:t>
-      </w:r>
-      <w:proofErr w:type="spellStart"/>
-      <w:r>
-        <w:t>Vantive</w:t>
-      </w:r>
-      <w:proofErr w:type="spellEnd"/>
-      <w:r>
-        <w:t xml:space="preserve"> with legacy systems using IBM MQSeries and customising solutions with </w:t>
-      </w:r>
-      <w:proofErr w:type="spellStart"/>
-      <w:r>
-        <w:t>PeopleCode</w:t>
-      </w:r>
-      <w:proofErr w:type="spellEnd"/>
-      <w:r>
-        <w:t xml:space="preserve">, SQR, Application Engine, and </w:t>
-      </w:r>
-      <w:proofErr w:type="spellStart"/>
-      <w:r>
-        <w:t>nVision</w:t>
-      </w:r>
-      <w:proofErr w:type="spellEnd"/>
-      <w:r>
-        <w:t>.</w:t>
+        <w:t>Led technical and functional consulting for Quanam PeopleSoft implementations across ERP, CRM, inventory, order management, and project costing, integrating PeopleSoft and Vantive with legacy systems using IBM MQSeries and customising solutions with PeopleCode, SQR, Application Engine, and nVision.</w:t>
       </w:r>
     </w:p>
     <w:p>
@@ -2003,23 +1893,7 @@
           <w:b/>
           <w:bCs/>
         </w:rPr>
-        <w:t xml:space="preserve">Universidad </w:t>
-      </w:r>
-      <w:proofErr w:type="spellStart"/>
-      <w:r>
-        <w:rPr>
-          <w:b/>
-          <w:bCs/>
-        </w:rPr>
-        <w:t>Metropolitana</w:t>
-      </w:r>
-      <w:proofErr w:type="spellEnd"/>
-      <w:r>
-        <w:rPr>
-          <w:b/>
-          <w:bCs/>
-        </w:rPr>
-        <w:t>, Venezuela</w:t>
+        <w:t>Universidad Metropolitana, Venezuela</w:t>
       </w:r>
       <w:r>
         <w:t xml:space="preserve"> | 1990–1995</w:t>
@@ -5168,6 +5042,7 @@
   <w:style w:type="character" w:default="1" w:styleId="DefaultParagraphFont">
     <w:name w:val="Default Paragraph Font"/>
     <w:uiPriority w:val="1"/>
+    <w:semiHidden/>
     <w:unhideWhenUsed/>
   </w:style>
   <w:style w:type="table" w:default="1" w:styleId="TableNormal">

--- a/Efraim Taranto - Resume.docx
+++ b/Efraim Taranto - Resume.docx
@@ -297,6 +297,112 @@
       <w:pPr>
         <w:pStyle w:val="Heading2"/>
         <w:spacing w:before="0" w:after="0"/>
+        <w:rPr>
+          <w:rFonts w:cstheme="minorBidi"/>
+        </w:rPr>
+      </w:pPr>
+      <w:r>
+        <w:rPr>
+          <w:rFonts w:cstheme="minorBidi"/>
+        </w:rPr>
+        <w:t xml:space="preserve">Career Break | </w:t>
+      </w:r>
+      <w:r>
+        <w:rPr>
+          <w:rFonts w:cstheme="minorBidi"/>
+        </w:rPr>
+        <w:t xml:space="preserve">Health </w:t>
+      </w:r>
+      <w:r>
+        <w:rPr>
+          <w:rFonts w:cstheme="minorBidi"/>
+        </w:rPr>
+        <w:t xml:space="preserve">Recovery </w:t>
+      </w:r>
+      <w:r>
+        <w:rPr>
+          <w:rFonts w:cstheme="minorBidi"/>
+        </w:rPr>
+        <w:t>&amp; Professional</w:t>
+      </w:r>
+      <w:r>
+        <w:rPr>
+          <w:rFonts w:cstheme="minorBidi"/>
+        </w:rPr>
+        <w:t xml:space="preserve"> Recharge</w:t>
+      </w:r>
+    </w:p>
+    <w:p>
+      <w:r>
+        <w:t>Me</w:t>
+      </w:r>
+      <w:r>
+        <w:t xml:space="preserve">lbourne | </w:t>
+      </w:r>
+      <w:r>
+        <w:t xml:space="preserve">June 2026 </w:t>
+      </w:r>
+      <w:r>
+        <w:t>–</w:t>
+      </w:r>
+      <w:r>
+        <w:t xml:space="preserve"> Present</w:t>
+      </w:r>
+    </w:p>
+    <w:p>
+      <w:pPr>
+        <w:pStyle w:val="ListParagraph"/>
+        <w:numPr>
+          <w:ilvl w:val="0"/>
+          <w:numId w:val="0"/>
+        </w:numPr>
+        <w:ind w:left="720"/>
+      </w:pPr>
+      <w:r>
+        <w:t>Following an organisational restructure at Origin Energy, elected to take a redundancy package and a planned career break to address health priorities.</w:t>
+      </w:r>
+    </w:p>
+    <w:p>
+      <w:pPr>
+        <w:pStyle w:val="ListParagraph"/>
+        <w:numPr>
+          <w:ilvl w:val="0"/>
+          <w:numId w:val="0"/>
+        </w:numPr>
+        <w:ind w:left="720"/>
+      </w:pPr>
+      <w:r>
+        <w:t>Used this period for recovery and personal renewal, including a long-planned trip to the United States focused on arts and cultural interests.</w:t>
+      </w:r>
+    </w:p>
+    <w:p>
+      <w:pPr>
+        <w:ind w:left="720"/>
+        <w:rPr>
+          <w:lang w:eastAsia="en-AU"/>
+        </w:rPr>
+      </w:pPr>
+      <w:r>
+        <w:t>Invested in self-directed professional development, with a focus on the ethical and responsible use of AI, extending my knowledge of Python, JavaScript, and TypeScript, and deepening my understanding of emerging Salesforce technologies and industry verticals.</w:t>
+      </w:r>
+    </w:p>
+    <w:p>
+      <w:pPr>
+        <w:pStyle w:val="ListParagraph"/>
+        <w:numPr>
+          <w:ilvl w:val="0"/>
+          <w:numId w:val="0"/>
+        </w:numPr>
+        <w:ind w:left="720"/>
+      </w:pPr>
+      <w:r>
+        <w:t>Now based in Melbourne and seeking a new opportunity where my technical expertise, leadership experience, values, and collaborative approach can help a team achieve its objectives.</w:t>
+      </w:r>
+    </w:p>
+    <w:p>
+      <w:pPr>
+        <w:pStyle w:val="Heading2"/>
+        <w:spacing w:before="0" w:after="0"/>
       </w:pPr>
       <w:r>
         <w:t xml:space="preserve">Salesforce </w:t>
@@ -397,8 +503,13 @@
       <w:r>
         <w:t xml:space="preserve">and </w:t>
       </w:r>
-      <w:r>
-        <w:t>Snyk compliance</w:t>
+      <w:proofErr w:type="spellStart"/>
+      <w:r>
+        <w:t>Snyk</w:t>
+      </w:r>
+      <w:proofErr w:type="spellEnd"/>
+      <w:r>
+        <w:t xml:space="preserve"> compliance</w:t>
       </w:r>
       <w:r>
         <w:t xml:space="preserve"> checks.</w:t>
@@ -567,7 +678,16 @@
         <w:t>retention</w:t>
       </w:r>
       <w:r>
-        <w:t xml:space="preserve">, Agentforce for </w:t>
+        <w:t xml:space="preserve">, </w:t>
+      </w:r>
+      <w:proofErr w:type="spellStart"/>
+      <w:r>
+        <w:lastRenderedPageBreak/>
+        <w:t>Agentforce</w:t>
+      </w:r>
+      <w:proofErr w:type="spellEnd"/>
+      <w:r>
+        <w:t xml:space="preserve"> for </w:t>
       </w:r>
       <w:r>
         <w:t>field sales</w:t>
@@ -659,7 +779,23 @@
         <w:t xml:space="preserve"> based on </w:t>
       </w:r>
       <w:r>
-        <w:t>SFMC DevTools (mcdev)</w:t>
+        <w:t xml:space="preserve">SFMC </w:t>
+      </w:r>
+      <w:proofErr w:type="spellStart"/>
+      <w:r>
+        <w:t>DevTools</w:t>
+      </w:r>
+      <w:proofErr w:type="spellEnd"/>
+      <w:r>
+        <w:t xml:space="preserve"> (</w:t>
+      </w:r>
+      <w:proofErr w:type="spellStart"/>
+      <w:r>
+        <w:t>mcdev</w:t>
+      </w:r>
+      <w:proofErr w:type="spellEnd"/>
+      <w:r>
+        <w:t>)</w:t>
       </w:r>
       <w:r>
         <w:t>.</w:t>
@@ -675,8 +811,7 @@
         <w:spacing w:after="0"/>
       </w:pPr>
       <w:r>
-        <w:lastRenderedPageBreak/>
-        <w:t>Kept UAT aligned with Production by reviewing differences between environments before each release, so testing reflected real behaviour.</w:t>
+        <w:t>Designed and enforced a data-masking approach for UAT, replacing contact emails and phone numbers so no test send could reach a real customer by email or SMS.</w:t>
       </w:r>
     </w:p>
     <w:p>
@@ -689,32 +824,6 @@
         <w:spacing w:after="0"/>
       </w:pPr>
       <w:r>
-        <w:t>Designed and enforced a data-masking approach for UAT, replacing contact emails and phone numbers so no test send could reach a real customer by email or SMS.</w:t>
-      </w:r>
-    </w:p>
-    <w:p>
-      <w:pPr>
-        <w:pStyle w:val="ListParagraph"/>
-        <w:numPr>
-          <w:ilvl w:val="0"/>
-          <w:numId w:val="2"/>
-        </w:numPr>
-        <w:spacing w:after="0"/>
-      </w:pPr>
-      <w:r>
-        <w:t>Reviewed and approved changes before promotion between environments and set the standards for what could go into Production.</w:t>
-      </w:r>
-    </w:p>
-    <w:p>
-      <w:pPr>
-        <w:pStyle w:val="ListParagraph"/>
-        <w:numPr>
-          <w:ilvl w:val="0"/>
-          <w:numId w:val="2"/>
-        </w:numPr>
-        <w:spacing w:after="0"/>
-      </w:pPr>
-      <w:r>
         <w:t xml:space="preserve">Designed and </w:t>
       </w:r>
       <w:r>
@@ -908,8 +1017,13 @@
         <w:t>scaled it</w:t>
       </w:r>
       <w:r>
-        <w:t xml:space="preserve"> to 50,000 concurrent connections using BlazeMeter</w:t>
-      </w:r>
+        <w:t xml:space="preserve"> to 50,000 concurrent connections using </w:t>
+      </w:r>
+      <w:proofErr w:type="spellStart"/>
+      <w:r>
+        <w:t>BlazeMeter</w:t>
+      </w:r>
+      <w:proofErr w:type="spellEnd"/>
       <w:r>
         <w:t>, validating</w:t>
       </w:r>
@@ -939,92 +1053,6 @@
         <w:spacing w:after="0"/>
       </w:pPr>
       <w:r>
-        <w:t>Led phase 1 of the BYOD project</w:t>
-      </w:r>
-      <w:r>
-        <w:t>,</w:t>
-      </w:r>
-      <w:r>
-        <w:t xml:space="preserve"> enabling JB Hi-Fi </w:t>
-      </w:r>
-      <w:r>
-        <w:t>to enter</w:t>
-      </w:r>
-      <w:r>
-        <w:t xml:space="preserve"> special contracts with education institutions </w:t>
-      </w:r>
-      <w:r>
-        <w:t>and</w:t>
-      </w:r>
-      <w:r>
-        <w:t xml:space="preserve"> sell devices at discounted </w:t>
-      </w:r>
-      <w:r>
-        <w:t>prices.</w:t>
-      </w:r>
-      <w:r>
-        <w:t xml:space="preserve"> Phase 1 </w:t>
-      </w:r>
-      <w:r>
-        <w:t>covered</w:t>
-      </w:r>
-      <w:r>
-        <w:t xml:space="preserve"> the BYOD </w:t>
-      </w:r>
-      <w:r>
-        <w:t>front end, including</w:t>
-      </w:r>
-      <w:r>
-        <w:t xml:space="preserve"> contract and pricing</w:t>
-      </w:r>
-      <w:r>
-        <w:t xml:space="preserve"> management</w:t>
-      </w:r>
-      <w:r>
-        <w:t>.</w:t>
-      </w:r>
-    </w:p>
-    <w:p>
-      <w:pPr>
-        <w:pStyle w:val="ListParagraph"/>
-        <w:numPr>
-          <w:ilvl w:val="0"/>
-          <w:numId w:val="3"/>
-        </w:numPr>
-        <w:spacing w:after="0"/>
-      </w:pPr>
-      <w:r>
-        <w:t xml:space="preserve">Acted as Solution Architect to define the full integration of the BYOD project with the B2B </w:t>
-      </w:r>
-      <w:r>
-        <w:t>back-end system</w:t>
-      </w:r>
-      <w:r>
-        <w:t xml:space="preserve"> and Salesforce Sales Cloud, </w:t>
-      </w:r>
-      <w:r>
-        <w:t>enabling</w:t>
-      </w:r>
-      <w:r>
-        <w:t xml:space="preserve"> a </w:t>
-      </w:r>
-      <w:r>
-        <w:t>holistic sales</w:t>
-      </w:r>
-      <w:r>
-        <w:t xml:space="preserve"> view for the JB Hi-Fi Business division.</w:t>
-      </w:r>
-    </w:p>
-    <w:p>
-      <w:pPr>
-        <w:pStyle w:val="ListParagraph"/>
-        <w:numPr>
-          <w:ilvl w:val="0"/>
-          <w:numId w:val="3"/>
-        </w:numPr>
-        <w:spacing w:after="0"/>
-      </w:pPr>
-      <w:r>
         <w:t>Supported the design and development of the first B2B integration between Salesforce Sales Cloud and an external customer procurement system</w:t>
       </w:r>
       <w:r>
@@ -1143,7 +1171,15 @@
         <w:t xml:space="preserve"> and </w:t>
       </w:r>
       <w:r>
-        <w:t xml:space="preserve">integrated with HP Quality Center to execute </w:t>
+        <w:t xml:space="preserve">integrated with HP Quality </w:t>
+      </w:r>
+      <w:proofErr w:type="spellStart"/>
+      <w:r>
+        <w:t>Center</w:t>
+      </w:r>
+      <w:proofErr w:type="spellEnd"/>
+      <w:r>
+        <w:t xml:space="preserve"> to execute </w:t>
       </w:r>
       <w:r>
         <w:t xml:space="preserve">tests </w:t>
@@ -1175,8 +1211,13 @@
       <w:r>
         <w:t xml:space="preserve"> SAP IS/U, </w:t>
       </w:r>
-      <w:r>
-        <w:t>WebMethods,</w:t>
+      <w:proofErr w:type="spellStart"/>
+      <w:r>
+        <w:t>WebMethods</w:t>
+      </w:r>
+      <w:proofErr w:type="spellEnd"/>
+      <w:r>
+        <w:t>,</w:t>
       </w:r>
       <w:r>
         <w:t xml:space="preserve"> and Energy Gateway. </w:t>
@@ -1210,7 +1251,23 @@
         <w:spacing w:after="0"/>
       </w:pPr>
       <w:r>
-        <w:t>Using the defined testing framework, engineered an enterprise test reporting mechanism by customising HP Quality Center and integrating HP Quality Center and Microsoft APIs. The mechanism provided a daily testing progress dashboard that collected manual and automated testing results as well as defect tracking, giving internal and vendor project managers a real-time view to support program testing gates.</w:t>
+        <w:t xml:space="preserve">Using the defined testing framework, engineered an enterprise test reporting mechanism by customising HP Quality </w:t>
+      </w:r>
+      <w:proofErr w:type="spellStart"/>
+      <w:r>
+        <w:t>Center</w:t>
+      </w:r>
+      <w:proofErr w:type="spellEnd"/>
+      <w:r>
+        <w:t xml:space="preserve"> and integrating HP Quality </w:t>
+      </w:r>
+      <w:proofErr w:type="spellStart"/>
+      <w:r>
+        <w:t>Center</w:t>
+      </w:r>
+      <w:proofErr w:type="spellEnd"/>
+      <w:r>
+        <w:t xml:space="preserve"> and Microsoft APIs. The mechanism provided a daily testing progress dashboard that collected manual and automated testing results as well as defect tracking, giving internal and vendor project managers a real-time view to support program testing gates.</w:t>
       </w:r>
     </w:p>
     <w:p>
@@ -1235,7 +1292,15 @@
         <w:t xml:space="preserve">the </w:t>
       </w:r>
       <w:r>
-        <w:t xml:space="preserve">HP Quality Center foundation </w:t>
+        <w:t xml:space="preserve">HP Quality </w:t>
+      </w:r>
+      <w:proofErr w:type="spellStart"/>
+      <w:r>
+        <w:t>Center</w:t>
+      </w:r>
+      <w:proofErr w:type="spellEnd"/>
+      <w:r>
+        <w:t xml:space="preserve"> foundation </w:t>
       </w:r>
       <w:r>
         <w:t>structure of releases</w:t>
@@ -1271,8 +1336,13 @@
       <w:r>
         <w:t xml:space="preserve">Built automated reporting tools that consolidated data from Microsoft Project, Microsoft Excel, HP Quality </w:t>
       </w:r>
-      <w:r>
-        <w:t>Center,</w:t>
+      <w:proofErr w:type="spellStart"/>
+      <w:r>
+        <w:t>Center</w:t>
+      </w:r>
+      <w:proofErr w:type="spellEnd"/>
+      <w:r>
+        <w:t>,</w:t>
       </w:r>
       <w:r>
         <w:t xml:space="preserve"> and Jira to produce daily development and testing progress reports</w:t>
@@ -1386,7 +1456,16 @@
         </w:rPr>
       </w:pPr>
       <w:r>
-        <w:t>Delivered HP Quality Center and HP UFT training to testing teams across multiple Revolution IT clients, strengthening their capability to use the tools effectively.</w:t>
+        <w:lastRenderedPageBreak/>
+        <w:t xml:space="preserve">Delivered HP Quality </w:t>
+      </w:r>
+      <w:proofErr w:type="spellStart"/>
+      <w:r>
+        <w:t>Center</w:t>
+      </w:r>
+      <w:proofErr w:type="spellEnd"/>
+      <w:r>
+        <w:t xml:space="preserve"> and HP UFT training to testing teams across multiple Revolution IT clients, strengthening their capability to use the tools effectively.</w:t>
       </w:r>
     </w:p>
     <w:p>
@@ -1458,7 +1537,15 @@
         <w:t>/</w:t>
       </w:r>
       <w:r>
-        <w:t>U, the custom-developed tolling system, and the EastLink web portal.</w:t>
+        <w:t xml:space="preserve">U, the custom-developed tolling system, and the </w:t>
+      </w:r>
+      <w:proofErr w:type="spellStart"/>
+      <w:r>
+        <w:t>EastLink</w:t>
+      </w:r>
+      <w:proofErr w:type="spellEnd"/>
+      <w:r>
+        <w:t xml:space="preserve"> web portal.</w:t>
       </w:r>
     </w:p>
     <w:p>
@@ -1562,7 +1649,39 @@
         <w:spacing w:after="0"/>
       </w:pPr>
       <w:r>
-        <w:t>Led technical and functional consulting for Quanam PeopleSoft implementations across ERP, CRM, inventory, order management, and project costing, integrating PeopleSoft and Vantive with legacy systems using IBM MQSeries and customising solutions with PeopleCode, SQR, Application Engine, and nVision.</w:t>
+        <w:t xml:space="preserve">Led technical and functional consulting for </w:t>
+      </w:r>
+      <w:proofErr w:type="spellStart"/>
+      <w:r>
+        <w:t>Quanam</w:t>
+      </w:r>
+      <w:proofErr w:type="spellEnd"/>
+      <w:r>
+        <w:t xml:space="preserve"> PeopleSoft implementations across ERP, CRM, inventory, order management, and project costing, integrating PeopleSoft and </w:t>
+      </w:r>
+      <w:proofErr w:type="spellStart"/>
+      <w:r>
+        <w:t>Vantive</w:t>
+      </w:r>
+      <w:proofErr w:type="spellEnd"/>
+      <w:r>
+        <w:t xml:space="preserve"> with legacy systems using IBM MQSeries and customising solutions with </w:t>
+      </w:r>
+      <w:proofErr w:type="spellStart"/>
+      <w:r>
+        <w:t>PeopleCode</w:t>
+      </w:r>
+      <w:proofErr w:type="spellEnd"/>
+      <w:r>
+        <w:t xml:space="preserve">, SQR, Application Engine, and </w:t>
+      </w:r>
+      <w:proofErr w:type="spellStart"/>
+      <w:r>
+        <w:t>nVision</w:t>
+      </w:r>
+      <w:proofErr w:type="spellEnd"/>
+      <w:r>
+        <w:t>.</w:t>
       </w:r>
     </w:p>
     <w:p>
@@ -1607,10 +1726,7 @@
         <w:spacing w:before="0" w:after="0"/>
       </w:pPr>
       <w:r>
-        <w:t xml:space="preserve">Community &amp; </w:t>
-      </w:r>
-      <w:r>
-        <w:t>Independent Work</w:t>
+        <w:t>Community</w:t>
       </w:r>
     </w:p>
     <w:p>
@@ -1650,7 +1766,10 @@
         <w:t>, and administered</w:t>
       </w:r>
       <w:r>
-        <w:t xml:space="preserve"> Salesforce NPSP, Sales Cloud, and Service Cloud solutions for community organisations including CCare, Maccabi Victoria, NCJWA, Souper Kitchen, Beit Raphael, FOJAM, and the John Monash Foundation, tailoring each </w:t>
+        <w:t xml:space="preserve"> Salesforce NPSP, Sales Cloud, and Service Cloud solutions for community organisations </w:t>
+      </w:r>
+      <w:r>
+        <w:t xml:space="preserve">tailoring each </w:t>
       </w:r>
       <w:r>
         <w:t>implementation</w:t>
@@ -1746,99 +1865,6 @@
       </w:r>
       <w:r>
         <w:t>internal independence.</w:t>
-      </w:r>
-    </w:p>
-    <w:p>
-      <w:pPr>
-        <w:pStyle w:val="Heading1"/>
-        <w:spacing w:before="0" w:after="0" w:line="168" w:lineRule="auto"/>
-        <w:rPr>
-          <w:sz w:val="24"/>
-          <w:szCs w:val="24"/>
-        </w:rPr>
-      </w:pPr>
-    </w:p>
-    <w:p>
-      <w:pPr>
-        <w:pStyle w:val="Heading2"/>
-        <w:spacing w:before="0" w:after="0"/>
-        <w:rPr>
-          <w:rFonts w:cstheme="minorBidi"/>
-        </w:rPr>
-      </w:pPr>
-      <w:r>
-        <w:rPr>
-          <w:rFonts w:cstheme="minorBidi"/>
-        </w:rPr>
-        <w:t>Independent Application Development</w:t>
-      </w:r>
-    </w:p>
-    <w:p>
-      <w:pPr>
-        <w:pStyle w:val="Heading2"/>
-        <w:spacing w:before="0" w:after="0"/>
-      </w:pPr>
-      <w:r>
-        <w:t>.NET Architect &amp; Full-Stack Developer (Oct 2015 – May 2016)</w:t>
-      </w:r>
-    </w:p>
-    <w:p>
-      <w:pPr>
-        <w:pStyle w:val="ListParagraph"/>
-        <w:numPr>
-          <w:ilvl w:val="0"/>
-          <w:numId w:val="7"/>
-        </w:numPr>
-        <w:spacing w:after="0"/>
-      </w:pPr>
-      <w:r>
-        <w:t xml:space="preserve">Architected and developed a full-stack </w:t>
-      </w:r>
-      <w:r>
-        <w:t>MVP</w:t>
-      </w:r>
-      <w:r>
-        <w:t xml:space="preserve"> using C#, VB.NET, SQL Server, and MVC Framework 5 to automate project-planning reports and validate the product concept.</w:t>
-      </w:r>
-    </w:p>
-    <w:p>
-      <w:pPr>
-        <w:pStyle w:val="ListParagraph"/>
-        <w:numPr>
-          <w:ilvl w:val="0"/>
-          <w:numId w:val="7"/>
-        </w:numPr>
-        <w:spacing w:after="0"/>
-      </w:pPr>
-      <w:r>
-        <w:t xml:space="preserve">Built COM APIs to </w:t>
-      </w:r>
-      <w:r>
-        <w:t>connect</w:t>
-      </w:r>
-      <w:r>
-        <w:t xml:space="preserve"> SQL Server, </w:t>
-      </w:r>
-      <w:r>
-        <w:t>Microsoft</w:t>
-      </w:r>
-      <w:r>
-        <w:t xml:space="preserve"> Excel, and </w:t>
-      </w:r>
-      <w:r>
-        <w:t>Microsoft</w:t>
-      </w:r>
-      <w:r>
-        <w:t xml:space="preserve"> Project</w:t>
-      </w:r>
-      <w:r>
-        <w:t>, enabling</w:t>
-      </w:r>
-      <w:r>
-        <w:t xml:space="preserve"> automated project analytics</w:t>
-      </w:r>
-      <w:r>
-        <w:t xml:space="preserve"> and reporting.</w:t>
       </w:r>
     </w:p>
     <w:p>
@@ -1893,7 +1919,23 @@
           <w:b/>
           <w:bCs/>
         </w:rPr>
-        <w:t>Universidad Metropolitana, Venezuela</w:t>
+        <w:t xml:space="preserve">Universidad </w:t>
+      </w:r>
+      <w:proofErr w:type="spellStart"/>
+      <w:r>
+        <w:rPr>
+          <w:b/>
+          <w:bCs/>
+        </w:rPr>
+        <w:t>Metropolitana</w:t>
+      </w:r>
+      <w:proofErr w:type="spellEnd"/>
+      <w:r>
+        <w:rPr>
+          <w:b/>
+          <w:bCs/>
+        </w:rPr>
+        <w:t>, Venezuela</w:t>
       </w:r>
       <w:r>
         <w:t xml:space="preserve"> | 1990–1995</w:t>
@@ -4083,6 +4125,119 @@
     </w:lvl>
   </w:abstractNum>
   <w:abstractNum w:abstractNumId="13" w15:restartNumberingAfterBreak="0">
+    <w:nsid w:val="763E6A7E"/>
+    <w:multiLevelType w:val="hybridMultilevel"/>
+    <w:tmpl w:val="4442F8EE"/>
+    <w:lvl w:ilvl="0" w:tplc="0C090001">
+      <w:start w:val="1"/>
+      <w:numFmt w:val="bullet"/>
+      <w:lvlText w:val=""/>
+      <w:lvlJc w:val="left"/>
+      <w:pPr>
+        <w:ind w:left="720" w:hanging="360"/>
+      </w:pPr>
+      <w:rPr>
+        <w:rFonts w:ascii="Symbol" w:hAnsi="Symbol" w:hint="default"/>
+      </w:rPr>
+    </w:lvl>
+    <w:lvl w:ilvl="1" w:tplc="0C090003" w:tentative="1">
+      <w:start w:val="1"/>
+      <w:numFmt w:val="bullet"/>
+      <w:lvlText w:val="o"/>
+      <w:lvlJc w:val="left"/>
+      <w:pPr>
+        <w:ind w:left="1440" w:hanging="360"/>
+      </w:pPr>
+      <w:rPr>
+        <w:rFonts w:ascii="Courier New" w:hAnsi="Courier New" w:cs="Courier New" w:hint="default"/>
+      </w:rPr>
+    </w:lvl>
+    <w:lvl w:ilvl="2" w:tplc="0C090005" w:tentative="1">
+      <w:start w:val="1"/>
+      <w:numFmt w:val="bullet"/>
+      <w:lvlText w:val=""/>
+      <w:lvlJc w:val="left"/>
+      <w:pPr>
+        <w:ind w:left="2160" w:hanging="360"/>
+      </w:pPr>
+      <w:rPr>
+        <w:rFonts w:ascii="Wingdings" w:hAnsi="Wingdings" w:hint="default"/>
+      </w:rPr>
+    </w:lvl>
+    <w:lvl w:ilvl="3" w:tplc="0C090001" w:tentative="1">
+      <w:start w:val="1"/>
+      <w:numFmt w:val="bullet"/>
+      <w:lvlText w:val=""/>
+      <w:lvlJc w:val="left"/>
+      <w:pPr>
+        <w:ind w:left="2880" w:hanging="360"/>
+      </w:pPr>
+      <w:rPr>
+        <w:rFonts w:ascii="Symbol" w:hAnsi="Symbol" w:hint="default"/>
+      </w:rPr>
+    </w:lvl>
+    <w:lvl w:ilvl="4" w:tplc="0C090003" w:tentative="1">
+      <w:start w:val="1"/>
+      <w:numFmt w:val="bullet"/>
+      <w:lvlText w:val="o"/>
+      <w:lvlJc w:val="left"/>
+      <w:pPr>
+        <w:ind w:left="3600" w:hanging="360"/>
+      </w:pPr>
+      <w:rPr>
+        <w:rFonts w:ascii="Courier New" w:hAnsi="Courier New" w:cs="Courier New" w:hint="default"/>
+      </w:rPr>
+    </w:lvl>
+    <w:lvl w:ilvl="5" w:tplc="0C090005" w:tentative="1">
+      <w:start w:val="1"/>
+      <w:numFmt w:val="bullet"/>
+      <w:lvlText w:val=""/>
+      <w:lvlJc w:val="left"/>
+      <w:pPr>
+        <w:ind w:left="4320" w:hanging="360"/>
+      </w:pPr>
+      <w:rPr>
+        <w:rFonts w:ascii="Wingdings" w:hAnsi="Wingdings" w:hint="default"/>
+      </w:rPr>
+    </w:lvl>
+    <w:lvl w:ilvl="6" w:tplc="0C090001" w:tentative="1">
+      <w:start w:val="1"/>
+      <w:numFmt w:val="bullet"/>
+      <w:lvlText w:val=""/>
+      <w:lvlJc w:val="left"/>
+      <w:pPr>
+        <w:ind w:left="5040" w:hanging="360"/>
+      </w:pPr>
+      <w:rPr>
+        <w:rFonts w:ascii="Symbol" w:hAnsi="Symbol" w:hint="default"/>
+      </w:rPr>
+    </w:lvl>
+    <w:lvl w:ilvl="7" w:tplc="0C090003" w:tentative="1">
+      <w:start w:val="1"/>
+      <w:numFmt w:val="bullet"/>
+      <w:lvlText w:val="o"/>
+      <w:lvlJc w:val="left"/>
+      <w:pPr>
+        <w:ind w:left="5760" w:hanging="360"/>
+      </w:pPr>
+      <w:rPr>
+        <w:rFonts w:ascii="Courier New" w:hAnsi="Courier New" w:cs="Courier New" w:hint="default"/>
+      </w:rPr>
+    </w:lvl>
+    <w:lvl w:ilvl="8" w:tplc="0C090005" w:tentative="1">
+      <w:start w:val="1"/>
+      <w:numFmt w:val="bullet"/>
+      <w:lvlText w:val=""/>
+      <w:lvlJc w:val="left"/>
+      <w:pPr>
+        <w:ind w:left="6480" w:hanging="360"/>
+      </w:pPr>
+      <w:rPr>
+        <w:rFonts w:ascii="Wingdings" w:hAnsi="Wingdings" w:hint="default"/>
+      </w:rPr>
+    </w:lvl>
+  </w:abstractNum>
+  <w:abstractNum w:abstractNumId="14" w15:restartNumberingAfterBreak="0">
     <w:nsid w:val="76847C60"/>
     <w:multiLevelType w:val="multilevel"/>
     <w:tmpl w:val="9D148AEE"/>
@@ -4231,7 +4386,7 @@
       </w:rPr>
     </w:lvl>
   </w:abstractNum>
-  <w:abstractNum w:abstractNumId="14" w15:restartNumberingAfterBreak="0">
+  <w:abstractNum w:abstractNumId="15" w15:restartNumberingAfterBreak="0">
     <w:nsid w:val="7C5A55EC"/>
     <w:multiLevelType w:val="multilevel"/>
     <w:tmpl w:val="209420BE"/>
@@ -4384,7 +4539,7 @@
     <w:abstractNumId w:val="4"/>
   </w:num>
   <w:num w:numId="2" w16cid:durableId="525412382">
-    <w:abstractNumId w:val="13"/>
+    <w:abstractNumId w:val="14"/>
   </w:num>
   <w:num w:numId="3" w16cid:durableId="2144955152">
     <w:abstractNumId w:val="6"/>
@@ -4396,7 +4551,7 @@
     <w:abstractNumId w:val="3"/>
   </w:num>
   <w:num w:numId="6" w16cid:durableId="1082414660">
-    <w:abstractNumId w:val="14"/>
+    <w:abstractNumId w:val="15"/>
   </w:num>
   <w:num w:numId="7" w16cid:durableId="564220248">
     <w:abstractNumId w:val="5"/>
@@ -4424,6 +4579,9 @@
   </w:num>
   <w:num w:numId="15" w16cid:durableId="1392271187">
     <w:abstractNumId w:val="0"/>
+  </w:num>
+  <w:num w:numId="16" w16cid:durableId="1500926977">
+    <w:abstractNumId w:val="13"/>
   </w:num>
   <w:numIdMacAtCleanup w:val="7"/>
 </w:numbering>
